--- a/docs/결과보고서_2026_오픈소스개발자대회.docx
+++ b/docs/결과보고서_2026_오픈소스개발자대회.docx
@@ -36,15 +36,16 @@
           <w:color w:val="606060"/>
           <w:sz w:val="18"/>
         </w:rPr>
-        <w:t xml:space="preserve">: </w:t>
+        <w:t xml:space="preserve">: 남은 placeholder는 </w:t>
       </w:r>
       <w:r>
         <w:rPr>
-          <w:rFonts w:ascii="Consolas" w:hAnsi="Consolas" w:eastAsia="맑은 고딕"/>
+          <w:rFonts w:ascii="맑은 고딕" w:hAnsi="맑은 고딕" w:eastAsia="맑은 고딕"/>
+          <w:b/>
           <w:color w:val="606060"/>
           <w:sz w:val="18"/>
         </w:rPr>
-        <w:t>[…]</w:t>
+        <w:t>시연 영상 URL</w:t>
       </w:r>
       <w:r>
         <w:rPr>
@@ -53,7 +54,41 @@
           <w:color w:val="606060"/>
           <w:sz w:val="18"/>
         </w:rPr>
-        <w:t>로 표시된 항목(접수번호·팀명·인원·시연 영상 URL)은 제출 전 실제 정보로 교체하세요. 본 문서는 공식 서식(표 구조)을 Markdown으로 이식한 초안으로, 제출 시 공식 양식(docx/hwp)에 각 표를 그대로 옮겨 적으면 됩니다.</w:t>
+        <w:t xml:space="preserve"> 1곳뿐입니다(§1 프로젝트 개요 표). 영상 제작 후 </w:t>
+      </w:r>
+      <w:r>
+        <w:rPr>
+          <w:rFonts w:ascii="Consolas" w:hAnsi="Consolas" w:eastAsia="맑은 고딕"/>
+          <w:color w:val="606060"/>
+          <w:sz w:val="18"/>
+        </w:rPr>
+        <w:t>[유튜브 링크 기재]</w:t>
+      </w:r>
+      <w:r>
+        <w:rPr>
+          <w:rFonts w:ascii="맑은 고딕" w:hAnsi="맑은 고딕" w:eastAsia="맑은 고딕"/>
+          <w:b w:val="0"/>
+          <w:color w:val="606060"/>
+          <w:sz w:val="18"/>
+        </w:rPr>
+        <w:t xml:space="preserve">를 교체하고 </w:t>
+      </w:r>
+      <w:r>
+        <w:rPr>
+          <w:rFonts w:ascii="Consolas" w:hAnsi="Consolas" w:eastAsia="맑은 고딕"/>
+          <w:color w:val="606060"/>
+          <w:sz w:val="18"/>
+        </w:rPr>
+        <w:t>python tools/build_report_docx.py</w:t>
+      </w:r>
+      <w:r>
+        <w:rPr>
+          <w:rFonts w:ascii="맑은 고딕" w:hAnsi="맑은 고딕" w:eastAsia="맑은 고딕"/>
+          <w:b w:val="0"/>
+          <w:color w:val="606060"/>
+          <w:sz w:val="18"/>
+        </w:rPr>
+        <w:t>로 재생성하세요.</w:t>
       </w:r>
     </w:p>
     <w:tbl>
@@ -207,7 +242,7 @@
                 <w:b w:val="0"/>
                 <w:sz w:val="19"/>
               </w:rPr>
-              <w:t>[접수번호]</w:t>
+              <w:t>289</w:t>
             </w:r>
           </w:p>
         </w:tc>
@@ -237,7 +272,7 @@
                 <w:b w:val="0"/>
                 <w:sz w:val="19"/>
               </w:rPr>
-              <w:t>[팀명]</w:t>
+              <w:t>Truth History</w:t>
             </w:r>
           </w:p>
         </w:tc>
@@ -269,7 +304,7 @@
                 <w:b w:val="0"/>
                 <w:sz w:val="19"/>
               </w:rPr>
-              <w:t>[N명]</w:t>
+              <w:t>1명</w:t>
             </w:r>
           </w:p>
         </w:tc>

--- a/docs/결과보고서_2026_오픈소스개발자대회.docx
+++ b/docs/결과보고서_2026_오픈소스개발자대회.docx
@@ -334,7 +334,7 @@
                 <w:b w:val="0"/>
                 <w:sz w:val="19"/>
               </w:rPr>
-              <w:t>일반</w:t>
+              <w:t>학생</w:t>
             </w:r>
           </w:p>
         </w:tc>
